--- a/example_articles/occupations/Construction/5.occupations_Construction_Other_publisher.docx
+++ b/example_articles/occupations/Construction/5.occupations_Construction_Other_publisher.docx
@@ -7,7 +7,7 @@
         <w:pStyle w:val="Heading1"/>
       </w:pPr>
       <w:r>
-        <w:t>Trading on empty</w:t>
+        <w:t>DUO SIDESTEPS INTO 'PHYSICAL THEATER' IN PIECE BASED ON SOHO BOMBINGS</w:t>
       </w:r>
     </w:p>
     <w:p>
@@ -17,22 +17,22 @@
     </w:p>
     <w:p>
       <w:r>
-        <w:t>Date: 1995-03-01</w:t>
+        <w:t>Date: 2006-03-20</w:t>
       </w:r>
     </w:p>
     <w:p>
       <w:r>
-        <w:t>Section: BUSINESS,</w:t>
+        <w:t>Section: ARTS &amp; ENTERTAINMENT; Pg. C-6</w:t>
       </w:r>
     </w:p>
     <w:p>
       <w:r>
-        <w:t>Source file: Other publishers/Files (500) (27).DOCX</w:t>
+        <w:t>Source file: Other publishers/Files (500) (16).DOCX</w:t>
       </w:r>
     </w:p>
     <w:p>
       <w:r>
-        <w:t>Raw occupations result, 'occupations': ['Other: construction (plasterer)']</w:t>
+        <w:t>Raw occupations result, 'occupations': ['Other: construction worker (referenced generally)']</w:t>
       </w:r>
     </w:p>
     <w:p>
@@ -49,61 +49,45 @@
     </w:p>
     <w:p>
       <w:r>
-        <w:t>Move over, Gordon Gekko. A 28-year-old who failed his math exams has just made you look like a penny-ante wimp.</w:t>
+        <w:t>It's an odd moniker for a dance company -- Stan Won't Dance -- even one that leans heavily in a theatrical direction. But then, the Brits have always had a wickedly dry sense of humor.</w:t>
         <w:br/>
-        <w:t>In a case of life not just imitating, but far surpassing the art of Oliver Stone's 1987 film ''Wall Street,'' Nick Leeson single-handedly brought down a blue-blooded British bank, rocked currency markets and, momentarily at least, sent tremors through stock exchanges.</w:t>
+        <w:t>The name starts off as a blend of its co-founders: "St" from Liam Steel and "tan" from Rob Tannion." It also alludes to "people who won't dance" and British male construction workers, according to Steel, who comes from a working-class background. And to those in the audience with a similar history, he says, "It's not going to be what you perceive as dance -- leotards and pointy feet. If you think you don't like dance, then come and see this."</w:t>
         <w:br/>
-        <w:t>He also managed to bet $ 27 billion of his employer's money before anyone realized what he was up to, and then it was too late.</w:t>
+        <w:t>New York Times dance critic John Rockwell certainly took Steel up on that remark and saw Stan's program at Performance Space 122 last week. He gave it a rare unqualified rave and called Stan "the best dance event of the season."</w:t>
         <w:br/>
-        <w:t>Who is this wunderkind, or enfant terrible, who, from behind a computer terminal in Singapore, achieved permanent notoriety, if not penury?</w:t>
+        <w:t>But maybe dance is too tame a word for "Sinner," a "self-destructive solo for two men" that is coming to the Cabaret at Theater Square, Cultural District, Downtown, tomorrow. Physical theater might be a better term.</w:t>
         <w:br/>
-        <w:t>British reports, reflecting the class system that is still rife in this country, have focused on his working-class origins. He comes from the most prosaic of backgrounds. Dad is a self-employed plasterer working mostly in London. Young Leeson's mother died when he was in his teens. He has a younger brother and two sisters.</w:t>
+        <w:t>Steel was trained as an actor, minoring in dance in school. He went on to work within dance but became "disenfranchised because most of it doesn't mean anything. A pretty body is making pretty shapes in space," he says. "It's not the world where I lived."</w:t>
         <w:br/>
-        <w:t>The family lived in what the British call a council house. That's subsidized public housing in American English.</w:t>
+        <w:t>But he was still fascinated by nonverbal communications between people and between dancers and their audience.</w:t>
         <w:br/>
-        <w:t>In what must be one of many prophetic ironic twists, young Nick Leeson attended a public school whose Latin motto, ''nemo sibi nascitur,'' translates into ''no man is an island.'' From the island state of Singapore he proved that no bank is a Gibraltar.</w:t>
+        <w:t>Steel met Tannion and Stan executive director Ellie Beedham in 1999 while working on "Cost of Living," a project for the Sydney Olympics at the acclaimed DV8 Physical Theatre.</w:t>
         <w:br/>
-        <w:t>With little aptitude for university and only indifferent grades, young Leeson showed an interest in banking -- a tradition among students of his alma mater. He worked for some of the world's most prestigious banking concerns: Britain's blueblood Coutts, America's Morgan Stanley and, finally, Barings in 1989, where former colleagues say, grudgingly, he was well-liked.</w:t>
+        <w:t>The trio eventually decided to take a "sidestep" and form their own company.</w:t>
         <w:br/>
-        <w:t>In yet another prophetic irony, Leeson worked in Baring's investigations unit, dealing with banking business gone awry. One of his responsibilities was to investigate discrepancies in the Tokyo branch. Three people lost their jobs thanks to his diligence. His investigative acumen impressed his bosses and brought him promotion.</w:t>
+        <w:t>The result was "Sinner" (2003), based on the Soho bombings in London in 2000. The first, in Brixton, targeted people of Afro-Cuban descent. The second set sprayed nails on Pakistani citizens in Brick Lane.</w:t>
         <w:br/>
-        <w:t>Two years ago, he married a former coworker, Lisa Sims. The newlyweds headed for Singapore, where he became general manager for futures at Barings and chief of the floor trading committee at the Singapore International Monetary Exchange. His rented penthouse apartment cost him $ 6,400 a month.</w:t>
+        <w:t>But the third, the most devastating, took place in the Admiral Duncan pub in Soho, a gay bar, where nails were sprayed in a closed environment. Three were killed and more than 70 injured, some severely.</w:t>
         <w:br/>
-        <w:t>Leeson may have taken to the high seas last Thursday aboard his yacht. There are many pirates in the waters off Singapore, and his former employers rank him at the top.</w:t>
+        <w:t>"London was a melting pot," explains Steel. "It was only one person [who did this]. But a lot of other things came to the surface."</w:t>
         <w:br/>
-        <w:t>The London bankers who huddled Sunday, rushing from as far as Switzerland (of course) to a conference room at the Bank of England on Threadneedle Street, wrestled with whether to bail out Barings and with finding a scapegoat. Hence, bank chairman Peter Baring, 60, charged that Leeson deliberately set out to destroy the 200-year old, family-owned bank, implying the bank could not have prevented the work of a criminal mind.</w:t>
+        <w:t>For this tour, Tannion will be replaced by Ben Wright, who played the Prince in Matthew Bourne's popular "Swan Lake." Tannion is currently associate choreographer to Peter Darling for the upcoming theatrical production of "Lord of the Rings."</w:t>
         <w:br/>
-        <w:t>Someone among the many Barings must have been thinking: ''Well, that's what happens when you bring riffraff into the family firm.'' As one family member put it: ''It is the most wretched business.''</w:t>
+        <w:t>Now "Sinner" itself has a new perspective. Steel says, "Playing in America, a simple act of placing a bag in a public space takes on a whole new meaning."</w:t>
         <w:br/>
-        <w:t>In contrast to the humble Leesons, the Baring family is one of Britain's richest, with vast landholdings in the UK and overseas. The family is also shielded by a trust, a tax-avoidance system that protects wealthy Britons from inheritance taxes.</w:t>
+        <w:t>STAN WON'T DANCE</w:t>
         <w:br/>
-        <w:t>Incapable of understanding the motivation of Leeson in overextending the bank in the complex trading of futures, insiders took to calling him a ''rogue trader.'' Bank of England Gov. Eddie George said: ''We just don't know why he behaved the way he did.''</w:t>
+        <w:t>* Where: Cabaret at Theater Square, Cultural District, Downtown.</w:t>
         <w:br/>
-        <w:t>But Leeson is no Robin Hood and his trading losses were far from being an attack on the class system. He boasted about an income that exceeded $ 2.25 million last year. Even Barings directors earned only marginally more, about $ 2.67 million each.</w:t>
+        <w:t>* When: 7:30 p.m. tomorrow.</w:t>
         <w:br/>
-        <w:t>And now, even their own directors' deposits are frozen, as are those of the queen, as receivers try to sort out the mess. Other innocents were stung. One victim, the Prince's Trust youth charity, set up by Prince Charles, could lose $ 1.6 million, one-seventh of its assets.</w:t>
-        <w:br/>
-        <w:t>Whatever motivated Leeson, 4,000 Barings employees, most of whom did not rise to his level, may lose their jobs.</w:t>
-        <w:br/>
-        <w:t>Singapore police have issued a warrant for his arrest and searched his luxurious penthouse. While they investigate allegations of fraud, some London financial experts say that what Leeson did was in plain sight, and not at all covert. Records of his buying and selling of futures contracts were no secret, and Barings' holdings on the Osaka exchange were highly visible to those who chose to look.</w:t>
-        <w:br/>
-        <w:t>Peter Baring, whose family bank is destined to become just another crumbling reminder of Britain's faded glory, was the first to accuse Leeson of fraud publicly, telling The Financial Times that Leeson might have conspired with an unknown partner to bankrupt the bank.</w:t>
-        <w:br/>
-        <w:t>Even Eddie George, governor of the Bank of England, who is responsible for defending the British currency (like Alan Greenspan of the Federal Reserve Board), said: ''There must have been some kind of collusion or relationship between the trader and the back office staff.''</w:t>
-        <w:br/>
-        <w:t>One published report in London, quoting a source close to Barings, said that Leeson created phantom accounts to divert vast sums of money into illicit bank accounts. But during the time that Leeson is alleged to have been involved in defrauding his employers, three audits were conducted of the Singapore office, turning up nothing, meaning, according to one report, ''he covered his tracks very well.''</w:t>
-        <w:br/>
-        <w:t>If Leeson had an ally, according to experts, it was Barings' inadequate computer system. In 1990-91, Barings' Tokyo office took some big losses because debts incurred on one computer did not show up on another. Clients who were in the red received statements showing they were in the black.</w:t>
-        <w:br/>
-        <w:t>The man sent from London to clean up the problem was Nick Leeson.</w:t>
+        <w:t>* Tickets: $20; 412-456-6666.</w:t>
         <w:br/>
         <w:br/>
-        <w:t>Graphic</w:t>
+        <w:t>Notes</w:t>
         <w:br/>
         <w:br/>
-        <w:t xml:space="preserve"> </w:t>
-        <w:br/>
-        <w:t>PHOTO, INFORMATIONAL GRAPHIC, PHOTO: Nick Leeson; INFORMATIONAL GRAPHIC: Tonia Cowan/Associated Press: (Barings demise)</w:t>
+        <w:t>Post-Gazette dance critic Jane Vranish can be reached at jvranish@post-gazette.com.</w:t>
       </w:r>
     </w:p>
     <w:sectPr>

--- a/example_articles/occupations/Construction/5.occupations_Construction_Other_publisher.docx
+++ b/example_articles/occupations/Construction/5.occupations_Construction_Other_publisher.docx
@@ -7,7 +7,7 @@
         <w:pStyle w:val="Heading1"/>
       </w:pPr>
       <w:r>
-        <w:t>DUO SIDESTEPS INTO 'PHYSICAL THEATER' IN PIECE BASED ON SOHO BOMBINGS</w:t>
+        <w:t>TAINT OF THE CARTELS TOUCHES SOCCER IN COLOMBIA, SOCCER IS A NATIONAL OBSESSION. IT, TOO, CANNOT ESCAPE THE NARCO-TRAFFICKERS.</w:t>
       </w:r>
     </w:p>
     <w:p>
@@ -17,22 +17,22 @@
     </w:p>
     <w:p>
       <w:r>
-        <w:t>Date: 2006-03-20</w:t>
+        <w:t>Date: 1994-05-29</w:t>
       </w:r>
     </w:p>
     <w:p>
       <w:r>
-        <w:t>Section: ARTS &amp; ENTERTAINMENT; Pg. C-6</w:t>
+        <w:t>Section: NATIONAL; Pg. A01</w:t>
       </w:r>
     </w:p>
     <w:p>
       <w:r>
-        <w:t>Source file: Other publishers/Files (500) (16).DOCX</w:t>
+        <w:t>Source file: Other publishers/Files (500) (31).DOCX</w:t>
       </w:r>
     </w:p>
     <w:p>
       <w:r>
-        <w:t>Raw occupations result, 'occupations': ['Other: construction worker (referenced generally)']</w:t>
+        <w:t>Raw occupations result, 'occupations': ['Construction']</w:t>
       </w:r>
     </w:p>
     <w:p>
@@ -49,45 +49,150 @@
     </w:p>
     <w:p>
       <w:r>
-        <w:t>It's an odd moniker for a dance company -- Stan Won't Dance -- even one that leans heavily in a theatrical direction. But then, the Brits have always had a wickedly dry sense of humor.</w:t>
+        <w:t>A lone drum stamps out a languorous rhythm as the scrunched-in crowd at old El Campin stadium sings along to local vallenato music. Yellow, blue and red balloons float gracefully out of the stadium toward the mountains.</w:t>
         <w:br/>
-        <w:t>The name starts off as a blend of its co-founders: "St" from Liam Steel and "tan" from Rob Tannion." It also alludes to "people who won't dance" and British male construction workers, according to Steel, who comes from a working-class background. And to those in the audience with a similar history, he says, "It's not going to be what you perceive as dance -- leotards and pointy feet. If you think you don't like dance, then come and see this."</w:t>
+        <w:t>Down on the field is Colombia's national soccer team, a team that the United States will play in the first round of the World Cup next month. A flick of a heel sends the ball skittering. A pass hums through opposing legs.</w:t>
         <w:br/>
-        <w:t>New York Times dance critic John Rockwell certainly took Steel up on that remark and saw Stan's program at Performance Space 122 last week. He gave it a rare unqualified rave and called Stan "the best dance event of the season."</w:t>
+        <w:t>Up on the scoreboard, a message blares in bold, electronic letters:</w:t>
         <w:br/>
-        <w:t>But maybe dance is too tame a word for "Sinner," a "self-destructive solo for two men" that is coming to the Cabaret at Theater Square, Cultural District, Downtown, tomorrow. Physical theater might be a better term.</w:t>
+        <w:t>Kidnapping is a crime. Combat it.</w:t>
         <w:br/>
-        <w:t>Steel was trained as an actor, minoring in dance in school. He went on to work within dance but became "disenfranchised because most of it doesn't mean anything. A pretty body is making pretty shapes in space," he says. "It's not the world where I lived."</w:t>
+        <w:t>It is said that a World Cup team is a reflection of the society from which it is drawn. "You play how you live," is the way Colombia's national-team coach, Francisco "Pacho" Maturana, puts it.</w:t>
         <w:br/>
-        <w:t>But he was still fascinated by nonverbal communications between people and between dancers and their audience.</w:t>
+        <w:t>And in Colombia, the game can be as beautiful as the country's emerald mountains. But hovering in the background are the kidnappings and the murders and the multibillion-dollar narco-trafficking cartels that have stained and ensnarled the nation.</w:t>
         <w:br/>
-        <w:t>Steel met Tannion and Stan executive director Ellie Beedham in 1999 while working on "Cost of Living," a project for the Sydney Olympics at the acclaimed DV8 Physical Theatre.</w:t>
+        <w:t>As the national team is being promoted here as Colombia's greatest export, one of the bedrocks of the team's rise to contender status in the World Cup is seldom mentioned in such stadiums as El Campin: Investigators say that up to 70 percent of the cost of sponsoring the nation's professional clubs was paid by cocaine cartel operations.</w:t>
         <w:br/>
-        <w:t>The trio eventually decided to take a "sidestep" and form their own company.</w:t>
+        <w:t>It is not that members of the team are suspected of any wrongdoing. It's that the billions and billions of dollars that narco-trafficking produces permeate every institution in Colombia's diverse and vibrant society, including the sport that is a national obsession.</w:t>
         <w:br/>
-        <w:t>The result was "Sinner" (2003), based on the Soho bombings in London in 2000. The first, in Brixton, targeted people of Afro-Cuban descent. The second set sprayed nails on Pakistani citizens in Brick Lane.</w:t>
+        <w:t>Maturana's great goalkeeper, Rene Higuita, won't be at the World Cup this summer in the United States. Higuita was known as El Loco even before he agreed to be a go-between in a kidnapping involving rival drug kingpins and ended up in jail.</w:t>
         <w:br/>
-        <w:t>But the third, the most devastating, took place in the Admiral Duncan pub in Soho, a gay bar, where nails were sprayed in a closed environment. Three were killed and more than 70 injured, some severely.</w:t>
+        <w:t>The late Pablo Escobar, the murderous ruler of the Medellin cartel before he was gunned down last December, sponsored several teams, law enforcement officials contend. He was such a fan that one of his private soccer fields had grass imported from England.</w:t>
         <w:br/>
-        <w:t>"London was a melting pot," explains Steel. "It was only one person [who did this]. But a lot of other things came to the surface."</w:t>
+        <w:t>"They could do anything. They put so much money into this," a high- ranking Colombian police officer said of the interest taken in soccer during the 1980s by the Medellin, Cali and Bogota cartels. "They bid against each other. The price went up and up."</w:t>
         <w:br/>
-        <w:t>For this tour, Tannion will be replaced by Ben Wright, who played the Prince in Matthew Bourne's popular "Swan Lake." Tannion is currently associate choreographer to Peter Darling for the upcoming theatrical production of "Lord of the Rings."</w:t>
+        <w:t>Every place Escobar lived, even the prison he built for himself and from which he eventually escaped, had a soccer field.</w:t>
         <w:br/>
-        <w:t>Now "Sinner" itself has a new perspective. Steel says, "Playing in America, a simple act of placing a bag in a public space takes on a whole new meaning."</w:t>
+        <w:t>The high-ranking policeman, who had chased Escobar for years, sat in his office in Bogota this month and talked about Escobar and the sport he worshiped.</w:t>
         <w:br/>
-        <w:t>STAN WON'T DANCE</w:t>
+        <w:t>"The whole cartel, they were so in love with football," said the policeman, who asked that, to protect his life, his name not be used.</w:t>
         <w:br/>
-        <w:t>* Where: Cabaret at Theater Square, Cultural District, Downtown.</w:t>
+        <w:t>He said some cartel members gave themselves such nicknames as Platini and Maradona, to identify with such soccer favorites as former French star Michel Platini and Argentine star Diego Maradona.</w:t>
         <w:br/>
-        <w:t>* When: 7:30 p.m. tomorrow.</w:t>
+        <w:t>Even when Escobar and the other leaders of the cartel became very rich men, the police official said, they loved to go back to their old neighborhoods, to play soccer on the same fields. The police could never catch them there, though. Too many lookouts.</w:t>
         <w:br/>
-        <w:t>* Tickets: $20; 412-456-6666.</w:t>
+        <w:t>Many from the cartel hierarchy grew up in the same poor neighborhoods that spawned most of the players on the national team. Friendships developed. Several players, including Higuita, were photographed visiting Escobar in prison. The policeman said more soccer stars had visited the prison outside Medellin.</w:t>
+        <w:br/>
+        <w:t>"When (Escobar) was in prison, he used to bring in friends from the national team to play with him and some inmates," the policeman said.</w:t>
+        <w:br/>
+        <w:t>How many players?</w:t>
+        <w:br/>
+        <w:t>"Almost the whole national team," the police official said.</w:t>
+        <w:br/>
+        <w:t>*</w:t>
+        <w:br/>
+        <w:t>Maturana, the coach, said it was unfair to focus on the influence of the cocaine kingpins in his country.</w:t>
+        <w:br/>
+        <w:t>"Narco-trafficking, it is not just Colombian. It belongs to the world," he said.</w:t>
+        <w:br/>
+        <w:t>Some years ago, Maturana moved from a team sponsored by the Medellin cartel to one sponsoredby the Cali cartel without incident. A national icon, he will leave the country after the World Cup to coach in Spain.</w:t>
+        <w:br/>
+        <w:t>After the traditional favorites - Germany, Brazil, Italy and Argentina - Maturana's creation probably has as good a chance as any in the month-long World Cup tournament. Held every four years and set to begin June 17, the World Cup will be hosted by the United States for the first time.</w:t>
+        <w:br/>
+        <w:t>A trained dentist, Maturana talks to his players about how you can't be a good soccer player if you have a disorganized life.</w:t>
+        <w:br/>
+        <w:t>And as long as the players follow his orders, Maturana says, they are free to fulfill their own fantasies on the field.</w:t>
+        <w:br/>
+        <w:t>"Obligations first, then the possibilities," he said.</w:t>
+        <w:br/>
+        <w:t>The coach, who took over the national team in 1987 after a succession of foreign coaches, sought to instill a Colombian style. Indeed, he celebrates the regional eccentricities his players bring to the team. Star midfielder Carlos Valderrama, who grew up on the coast, seems to take his time roaming around the field but is always calculating. Fredy Rincon, a goal-scoring midfielder who grew up inland and now plays professionally in Brazil, is faster, more instinctive.</w:t>
+        <w:br/>
+        <w:t>Last September, Colombia, which had qualified for just two previous World Cups, those in 1962 and '90, went to Buenos Aires for a World Cup qualifying game against Argentina, world champion in 1986 and runner-up in 1990, and left with a breathtaking 5-0 upset that clinched a spot in this year's tournament.</w:t>
+        <w:br/>
+        <w:t>In the locker room afterward, Maturana remembered, "we sat there, looked at each other, and then (assistant coach) Hernan Dario said: 'We are screwed. Now we have to be the champions of the world.' "</w:t>
+        <w:br/>
+        <w:t>*</w:t>
+        <w:br/>
+        <w:t>The sidewalk is in play.</w:t>
+        <w:br/>
+        <w:t>On a side street in a working-class Bogota neighborhood, there are two pickup soccer games that seem to run into each other. A ball rolls under a parked bus, and two kids scrap for it with their feet.</w:t>
+        <w:br/>
+        <w:t>Block after block, the same scenes. Wedged between little cigarette and candy shops and Mobil gas stations and rowhouses, teenagers play with men in their 40s. Spectators wait to take on the winners. The balls are usually the</w:t>
+        <w:br/>
+        <w:t>size of grapefruits. The fields, often concrete or asphalt, are pint-sized, too, calling for some fancy footwork.</w:t>
+        <w:br/>
+        <w:t>The players make do with what equipment they have. Four boys playing on a grassy hill throw down jackets and rocks to use as goalposts.</w:t>
+        <w:br/>
+        <w:t>On a court originally designed for basketball, a man wearing blue jeans and a T-shirt kicks a ball, while a boy, not quite up to the man's knees, keeps trying to snatch it. The man stops dribbling and decides it is time for some instruction. He throws the ball at the boy's feet, again and again, trying to teach him how to control it.</w:t>
+        <w:br/>
+        <w:t>A pickup game starts, and the little boy is told to sit on a bench. He cries for a few moments, and then he gets up and joins the action.</w:t>
+        <w:br/>
+        <w:t>The boy may be too young to read, but he has some soccer instincts. He doesn't run right after the ball. He fancies himself a left midfielder. He moves up and down the court, staying in his position.</w:t>
+        <w:br/>
+        <w:t>Until a teenage teammate scores. Gooooooooooooooal! The little one rushes up to give him a high five.</w:t>
+        <w:br/>
+        <w:t>Colombia was passionate about soccer long before the drug lords took an interest.</w:t>
+        <w:br/>
+        <w:t>"In the golden age of football here, the narco-traffickers didn't exist," Ignacio Gomez said. "The players are the manpower of the game. They're good."</w:t>
+        <w:br/>
+        <w:t>Gomez said he believes Colombia may have gotten a little luckier in the last decade. The infrastructure, the stadiums and training grounds, has improved along with the salaries.</w:t>
+        <w:br/>
+        <w:t>Gomez was co-author of a book, The Bosses of the Game, published in 1987, that described connections between the cartels and professional soccer in Colombia.</w:t>
+        <w:br/>
+        <w:t>At the time, the cartels didn't issue denials, just death threats. Although the book was written under a pseudonym, the identities of the authors got out soon enough, and Gomez left the country for nine months.</w:t>
+        <w:br/>
+        <w:t>"I had a tour of Europe," he said with a smile.</w:t>
+        <w:br/>
+        <w:t>It isn't only money that has infiltrated the sport in Colombia. There has been violence in the last decade. A club executive kidnapped and murdered. A referee shot. This is a country with a murder rate eight times higher than that of the United States, higher than that of any peacetime nation in the world.</w:t>
+        <w:br/>
+        <w:t>Kidnapping has become knit into the fabric, too. Guerrilla groups with vague political affiliations and paramilitary groups that are available for hiring by the cartels are often said to be responsible. Someone is taken every four hours in Colombia.</w:t>
+        <w:br/>
+        <w:t>Anyone with money is a target. Four days after Colombia had qualified for the World Cup, kidnappers riding motorcycles grabbed the 4-year-old son of Colombian defender Luis Herrera from a nursery school bus. They demanded $187,000 for the boy's release but were captured first, the boy unharmed.</w:t>
+        <w:br/>
+        <w:t>Law enforcement officials do not believe that Higuita was involved in the kidnapping last May that led to his downfall. The police official in Bogota said Higuita apparently was a "very close friend" of the kidnappers of the 13-year-old daughter of one of the richest men in Medellin, Luis Carlos Molina, an alleged drug lord.</w:t>
+        <w:br/>
+        <w:t>El Loco paid the kidnappers, got the girl released, and received a $50,000 "reward" from Molina. Higuita was arrested, accused of profiting from a kidnapping, and kept seven months in prison. Charges are still pending.</w:t>
+        <w:br/>
+        <w:t>Higuita has never denied a friendship with Escobar. A phone call he made to Pablo's brother, Roberto Escobar Gaviria, at Itagui prison on Nov. 12, 1992, was tape-recorded. Higuita was out of shape and trying to get back on Atletico Nacional, which had dropped him. Roberto Escobar told him he was working things out and did so, in another tape-recorded phone call, with a director of Atletico Nacional.</w:t>
+        <w:br/>
+        <w:t>"Look, I'm calling you for the following. Let's see if you can go along with this," Roberto Escobar said to the team director. "That boy, I've been talking with him, with the goalkeeper. He has repented all those stupidities, brother. . . . He cannot be left, because he will be lost."</w:t>
+        <w:br/>
+        <w:t>The police official who took part in the search for Pablo Escobar tells a story about how Escobar bought a ranch in the hills above Medellin for a Catholic priest and used the place as a hideout.</w:t>
+        <w:br/>
+        <w:t>From the priest's house, the policeman said, Escobar would look through a sophisticated telescope.</w:t>
+        <w:br/>
+        <w:t>Searching for police, perhaps?</w:t>
+        <w:br/>
+        <w:t>Watching Atletico Nacional play soccer.</w:t>
         <w:br/>
         <w:br/>
-        <w:t>Notes</w:t>
+        <w:t>Graphic</w:t>
         <w:br/>
         <w:br/>
-        <w:t>Post-Gazette dance critic Jane Vranish can be reached at jvranish@post-gazette.com.</w:t>
+        <w:t xml:space="preserve"> </w:t>
+        <w:br/>
+        <w:t>PHOTO;</w:t>
+        <w:br/>
+        <w:br/>
+        <w:t>PHOTO (4)</w:t>
+        <w:br/>
+        <w:t>1. Construction workers in Bogota play a pickup soccer game on a basketball</w:t>
+        <w:br/>
+        <w:t>court during their lunch break. (For The Inquirer, ZOE SELSKY)</w:t>
+        <w:br/>
+        <w:t>2. Carlos Valderrama (left) in action in a game with Fiorentina, an Italian</w:t>
+        <w:br/>
+        <w:t>pro team, in Florence. Valderrama is a star for the Colombian national team,</w:t>
+        <w:br/>
+        <w:t>which will face the United States in the World Cup. (Reuters)</w:t>
+        <w:br/>
+        <w:t>3. National team coach Francisco Maturana has produced a uniquely Colombian</w:t>
+        <w:br/>
+        <w:t>style of play.</w:t>
+        <w:br/>
+        <w:t>4. Pablo Escobar, the ruler of the Medellin cartel, was an avid fan who</w:t>
+        <w:br/>
+        <w:t>sponsored several teams.</w:t>
       </w:r>
     </w:p>
     <w:sectPr>
